--- a/[CV] [HO DUC NHAN] [ACCOUNTING INTERN] - Tieng Viet.docx
+++ b/[CV] [HO DUC NHAN] [ACCOUNTING INTERN] - Tieng Viet.docx
@@ -112,27 +112,7 @@
                 <w:sz w:val="21"/>
                 <w:u w:val="none"/>
               </w:rPr>
-              <w:t xml:space="preserve">hoducnhan240905@gmail.com  |  0338 114 890  |  </w:t>
-            </w:r>
-            <w:r>
-              <w:rPr>
-                <w:rFonts w:ascii="Times New Roman" w:hAnsi="Times New Roman" w:cs="Times New Roman" w:eastAsia="Times New Roman"/>
-                <w:b w:val="0"/>
-                <w:i w:val="0"/>
-                <w:sz w:val="21"/>
-                <w:u w:val="single"/>
-              </w:rPr>
-              <w:t>LinkedIn</w:t>
-            </w:r>
-            <w:r>
-              <w:rPr>
-                <w:rFonts w:ascii="Times New Roman" w:hAnsi="Times New Roman" w:cs="Times New Roman" w:eastAsia="Times New Roman"/>
-                <w:b w:val="0"/>
-                <w:i w:val="0"/>
-                <w:sz w:val="21"/>
-                <w:u w:val="none"/>
-              </w:rPr>
-              <w:t xml:space="preserve">  |  TP. Hồ Chí Minh</w:t>
+              <w:t>hoducnhan240905@gmail.com  |  0338 114 890  |  TP. Hồ Chí Minh</w:t>
             </w:r>
           </w:p>
           <w:p>
@@ -148,7 +128,7 @@
                 <w:sz w:val="20"/>
                 <w:u w:val="none"/>
               </w:rPr>
-              <w:t>Sinh viên định hướng chuyên môn Kế toán với niềm đam mê sâu sắc đối với kế toán tài chính, lập báo cáo và kiểm soát tài chính doanh nghiệp. Mục tiêu phát triển năng lực chuyên môn thực tế trong việc lập báo cáo tài chính, đối soát tài khoản, phân tích giao dịch và đảm bảo tuân thủ các chuẩn mực kế toán. Cẩn trọng, tỉ mỉ và có tư duy phân tích, tôi luôn đề cao tính chính xác, tính chính trực và sự minh bạch của báo cáo tài chính như nền tảng then chốt cho việc ra quyết định kinh doanh hiệu quả.</w:t>
+              <w:t>Với định hướng phát triển ngành nghề Kế toán và sự hứng thú đối với kế toán tài chính, lập báo cáo và kiểm soát tài chính doanh nghiệp. Tôi mong muốn tìm vị trí làm việc liên quan đến Kế toán với mục tiêu phát triển năng lực chuyên môn thực tế trong việc lập báo cáo tài chính, đối soát tài khoản, các nghiệp vụ phần hành và đảm bảo tuân thủ các chuẩn mực kế toán. Trải qua kỳ thực tập trước, tôi học được tác phong cẩn trọng, tỉ mỉ và có tư duy phân tích, tôi luôn đề cao tính chính xác, tính thận trọng và sự liên kết của báo cáo tài chính, qua đó đặt nền tảng then chốt để tạo nên chuyên viên trong lĩnh vực Kế - Kiểm - Tài chính.</w:t>
             </w:r>
           </w:p>
         </w:tc>
@@ -187,7 +167,7 @@
           <w:sz w:val="22"/>
           <w:u w:val="none"/>
         </w:rPr>
-        <w:t>Thực tập sinh Kiểm soát Nội bộ - Kiểm toán &amp; Đối soát</w:t>
+        <w:t>Thực tập sinh Kiểm soát nội bộ - Kiểm toán &amp; Bảo đảm</w:t>
       </w:r>
       <w:r>
         <w:tab/>
@@ -200,7 +180,7 @@
           <w:sz w:val="20"/>
           <w:u w:val="none"/>
         </w:rPr>
-        <w:t>Tháng 10/2025 – Tháng 06/2026</w:t>
+        <w:t>Tháng 10/2025 - Tháng 06/2026</w:t>
       </w:r>
     </w:p>
     <w:p>
@@ -252,7 +232,7 @@
           <w:sz w:val="20"/>
           <w:u w:val="none"/>
         </w:rPr>
-        <w:t>hơn 500 bản ghi giao dịch mỗi ngày</w:t>
+        <w:t>hơn 500 giao dịch mỗi ngày</w:t>
       </w:r>
       <w:r>
         <w:rPr>
@@ -346,7 +326,7 @@
           <w:sz w:val="20"/>
           <w:u w:val="none"/>
         </w:rPr>
-        <w:t>hơn 50 trường hợp ngoại lệ kiểm soát nội bộ mỗi tháng</w:t>
+        <w:t>hơn 50 trường hợp vi phạm tuân thủ mỗi tháng</w:t>
       </w:r>
       <w:r>
         <w:rPr>
@@ -374,7 +354,7 @@
           <w:sz w:val="22"/>
           <w:u w:val="none"/>
         </w:rPr>
-        <w:t>Thực tập sinh Quan hệ Khách hàng - Hỗ trợ Thẩm định Tín dụng</w:t>
+        <w:t>Thực tập sinh Quan hệ khách hàng - Hỗ trợ Thẩm định Tín dụng</w:t>
       </w:r>
       <w:r>
         <w:tab/>
@@ -387,7 +367,7 @@
           <w:sz w:val="20"/>
           <w:u w:val="none"/>
         </w:rPr>
-        <w:t>Tháng 09/2024 – Tháng 12/2024</w:t>
+        <w:t>Tháng 09/2024 - Tháng 12/2024</w:t>
       </w:r>
     </w:p>
     <w:p>
@@ -560,7 +540,7 @@
           <w:sz w:val="20"/>
           <w:u w:val="none"/>
         </w:rPr>
-        <w:t xml:space="preserve">Vinh dự nhận danh hiệu cao quý </w:t>
+        <w:t xml:space="preserve">Vinh dự nhận danh hiệu </w:t>
       </w:r>
       <w:r>
         <w:rPr>
@@ -570,7 +550,7 @@
           <w:sz w:val="20"/>
           <w:u w:val="none"/>
         </w:rPr>
-        <w:t>Thực tập sinh Xuất sắc nhất (Best Intern) Quý 3 năm 2024.</w:t>
+        <w:t>Thực tập sinh Xuất sắc nhất quý III năm 2024.</w:t>
       </w:r>
     </w:p>
     <w:p>
@@ -619,7 +599,7 @@
           <w:sz w:val="20"/>
           <w:u w:val="none"/>
         </w:rPr>
-        <w:t>Tốt nghiệp tháng 03/2027</w:t>
+        <w:t>Dự kiến tốt nghiệp tháng 03/2027</w:t>
       </w:r>
     </w:p>
     <w:p>
@@ -634,7 +614,7 @@
           <w:sz w:val="20"/>
           <w:u w:val="none"/>
         </w:rPr>
-        <w:t>Cử nhân Tài chính Quốc tế  |  GPA: 3.8/ 4.0</w:t>
+        <w:t>Cử nhân Tài chính quốc tế  |  GPA: 3.8/ 4.0</w:t>
       </w:r>
     </w:p>
     <w:p>
@@ -676,7 +656,7 @@
           <w:sz w:val="20"/>
           <w:u w:val="none"/>
         </w:rPr>
-        <w:t>10/10 môn Nguyên lý Kế toán (Principles of Accounting)</w:t>
+        <w:t>10/10 môn Nguyên lý Kế toán</w:t>
       </w:r>
     </w:p>
     <w:p>
@@ -703,7 +683,7 @@
           <w:sz w:val="20"/>
           <w:u w:val="none"/>
         </w:rPr>
-        <w:t>9.8/10 môn Kế toán Tài chính (Financial Accounting)</w:t>
+        <w:t>9.8/10 môn Kế toán Tài chính</w:t>
       </w:r>
     </w:p>
     <w:p>
@@ -772,7 +752,7 @@
           <w:sz w:val="20"/>
           <w:u w:val="none"/>
         </w:rPr>
-        <w:t>Đã vượt qua các môn F1, F2 (Kế toán Quản trị), F3 (Kế toán Tài chính)</w:t>
+        <w:t>Đã passed các môn F1, F2 (Kế toán Quản trị), F3 (Kế toán Tài chính)</w:t>
       </w:r>
     </w:p>
     <w:p>
@@ -799,7 +779,7 @@
           <w:sz w:val="20"/>
           <w:u w:val="none"/>
         </w:rPr>
-        <w:t>Đang chuẩn bị thi môn Thuế (TX/F6) và Báo cáo Tài chính (FR/F7)</w:t>
+        <w:t>Đang chuẩn bị cho kì thi môn Thuế (TX/F6) và Báo cáo Tài chính (FR/F7)</w:t>
       </w:r>
     </w:p>
     <w:p>
@@ -814,7 +794,7 @@
           <w:sz w:val="20"/>
           <w:u w:val="none"/>
         </w:rPr>
-        <w:t xml:space="preserve">Khóa đào tạo bổ trợ: </w:t>
+        <w:t xml:space="preserve">Khóa đào tạo bên ngoài: </w:t>
       </w:r>
       <w:r>
         <w:rPr>
@@ -824,7 +804,7 @@
           <w:sz w:val="20"/>
           <w:u w:val="none"/>
         </w:rPr>
-        <w:t>Mô hình hóa Tài chính (Financial Modeling), Phân tích Báo cáo Tài chính, Phân tích Thị trường Vĩ mô</w:t>
+        <w:t>Mô hình Tài chính (Financial Modeling), Phân tích Báo cáo Tài chính, Phân tích Thị trường Vĩ mô</w:t>
       </w:r>
     </w:p>
     <w:p>
@@ -842,7 +822,7 @@
           <w:sz w:val="22"/>
           <w:u w:val="none"/>
         </w:rPr>
-        <w:t>THÀNH TÍCH</w:t>
+        <w:t>THÀNH TÍCH HỌC THUẬT</w:t>
       </w:r>
     </w:p>
     <w:p>
@@ -906,7 +886,7 @@
           <w:sz w:val="20"/>
           <w:u w:val="none"/>
         </w:rPr>
-        <w:t xml:space="preserve">Đại diện Sinh viên chuyên ngành Tài chính Quốc tế UEH </w:t>
+        <w:t xml:space="preserve">Đại diện cho Sinh viên chuyên ngành Tài chính quốc tế UEH </w:t>
       </w:r>
       <w:r>
         <w:rPr>
@@ -916,7 +896,7 @@
           <w:sz w:val="20"/>
           <w:u w:val="none"/>
         </w:rPr>
-        <w:t>tham gia Đánh giá Kiểm định Chất lượng Giáo dục FIBAA (Châu Âu) năm 2026.</w:t>
+        <w:t>tham gia Đánh giá và Kiểm định chất lượng sinh viên &amp; giáo dục FIBAA (Châu Âu) năm 2026.</w:t>
       </w:r>
     </w:p>
     <w:p>
@@ -980,7 +960,7 @@
           <w:sz w:val="20"/>
           <w:u w:val="none"/>
         </w:rPr>
-        <w:t>Vạch trần Quản trị Lợi nhuận trong Kỷ nguyên Số: Vai trò của Tính Thận trọng Kế toán trong việc Định hình Hành vi Doanh nghiệp tại TP. Hồ Chí Minh</w:t>
+        <w:t>Vạch trần hành vi Quản trị lợi nhuận trong kỷ nguyên số: Vai trò của Tính Thận trọng Kế toán trong việc định hình hành vi doanh nghiệp tại TP. Hồ Chí Minh</w:t>
       </w:r>
     </w:p>
     <w:p>
@@ -1017,7 +997,7 @@
           <w:sz w:val="20"/>
           <w:u w:val="none"/>
         </w:rPr>
-        <w:t>tại Cuộc thi Thử thách Kinh tế Vĩ mô (Macroeconomics Challenge) 2025.</w:t>
+        <w:t>tại Cuộc thi Thử tài Kinh tế Vĩ mô 2025.</w:t>
       </w:r>
     </w:p>
     <w:p>
@@ -1128,7 +1108,7 @@
           <w:sz w:val="20"/>
           <w:u w:val="none"/>
         </w:rPr>
-        <w:t>tại Cuộc thi Thử thách Kinh tế Vi mô (Microeconomics Challenge) 2024.</w:t>
+        <w:t>tại Cuộc thi Thử tài Kinh tế Vi mô 2024.</w:t>
       </w:r>
     </w:p>
     <w:p>
@@ -1208,7 +1188,7 @@
           <w:sz w:val="20"/>
           <w:u w:val="none"/>
         </w:rPr>
-        <w:t>) – Tiếng Việt</w:t>
+        <w:t>) - Tiếng Trung (Giao tiếp cơ bản)</w:t>
       </w:r>
     </w:p>
     <w:p>
@@ -1235,7 +1215,7 @@
           <w:sz w:val="20"/>
           <w:u w:val="none"/>
         </w:rPr>
-        <w:t xml:space="preserve">Phân tích Tài chính &amp; Kế toán: </w:t>
+        <w:t xml:space="preserve">Phân tích tài chính &amp; kế toán: </w:t>
       </w:r>
       <w:r>
         <w:rPr>
@@ -1245,7 +1225,7 @@
           <w:sz w:val="20"/>
           <w:u w:val="none"/>
         </w:rPr>
-        <w:t>Phân tích Báo cáo Tài chính – Nguyên lý Báo cáo Tài chính – Quản trị Ngân sách &amp; Hoạch định Dự báo</w:t>
+        <w:t>Lập &amp; Phân tích Báo cáo tài chính - Quản trị ngân sách &amp; Hoạch định dự báo</w:t>
       </w:r>
     </w:p>
     <w:p>
@@ -1272,7 +1252,7 @@
           <w:sz w:val="20"/>
           <w:u w:val="none"/>
         </w:rPr>
-        <w:t xml:space="preserve">Kiểm soát Nội bộ &amp; Kiểm toán: </w:t>
+        <w:t xml:space="preserve">Kiểm soát nội bộ &amp; kiểm toán: </w:t>
       </w:r>
       <w:r>
         <w:rPr>
@@ -1282,7 +1262,7 @@
           <w:sz w:val="20"/>
           <w:u w:val="none"/>
         </w:rPr>
-        <w:t>Kiểm tra Giao dịch – Đối soát Dữ liệu – Kiểm kê Hàng tồn kho – Thử nghiệm Kiểm soát – Điều tra Biến động &amp; Chênh lệch</w:t>
+        <w:t>Kiểm tra giao dịch - Đối soát dữ liệu - Kiểm kê hàng tồn kho - Thử nghiệm kiểm soát - Điều tra biến động &amp; chênh lệch</w:t>
       </w:r>
     </w:p>
     <w:p>
@@ -1309,7 +1289,7 @@
           <w:sz w:val="20"/>
           <w:u w:val="none"/>
         </w:rPr>
-        <w:t xml:space="preserve">Phân tích Dữ liệu &amp; Báo cáo: </w:t>
+        <w:t xml:space="preserve">Phân tích dữ liệu &amp; báo cáo: </w:t>
       </w:r>
       <w:r>
         <w:rPr>
@@ -1319,7 +1299,7 @@
           <w:sz w:val="20"/>
           <w:u w:val="none"/>
         </w:rPr>
-        <w:t>Xác thực Dữ liệu – Phân tích Tập Dữ liệu lớn – Báo cáo Dashboard – Trực quan hóa Dữ liệu Tài chính</w:t>
+        <w:t>Xác thực dữ liệu - Phân tích tập dữ liệu lớn - Báo cáo dashboard - Trực quan hóa dữ liệu tài chính</w:t>
       </w:r>
     </w:p>
     <w:p>
@@ -1346,7 +1326,7 @@
           <w:sz w:val="20"/>
           <w:u w:val="none"/>
         </w:rPr>
-        <w:t xml:space="preserve">Giao tiếp &amp; Soạn thảo Chuyên nghiệp: </w:t>
+        <w:t xml:space="preserve">Giao tiếp &amp; Soạn thảo chuyên nghiệp: </w:t>
       </w:r>
       <w:r>
         <w:rPr>
@@ -1356,7 +1336,7 @@
           <w:sz w:val="20"/>
           <w:u w:val="none"/>
         </w:rPr>
-        <w:t xml:space="preserve">Viết phân tích – Soạn thảo Báo cáo – Giao tiếp với các bên liên quan – Phối hợp liên phòng ban – Thuyết trình – </w:t>
+        <w:t xml:space="preserve">Viết phân tích - Soạn thảo báo cáo - Giao tiếp với các bên liên quan - Phối hợp liên phòng ban - Thuyết trình - </w:t>
       </w:r>
       <w:r>
         <w:rPr>
@@ -1421,7 +1401,7 @@
           <w:sz w:val="20"/>
           <w:u w:val="none"/>
         </w:rPr>
-        <w:t xml:space="preserve">Microsoft Office – Google Workspace – </w:t>
+        <w:t xml:space="preserve">Microsoft Office - Google Workspace - </w:t>
       </w:r>
       <w:r>
         <w:rPr>
@@ -1521,7 +1501,7 @@
           <w:sz w:val="20"/>
           <w:u w:val="none"/>
         </w:rPr>
-        <w:t>Stata 17 – Python</w:t>
+        <w:t>Stata 17 - Python</w:t>
       </w:r>
     </w:p>
     <w:p>
@@ -1558,7 +1538,7 @@
           <w:sz w:val="20"/>
           <w:u w:val="none"/>
         </w:rPr>
-        <w:t>Kỹ thuật Đặt câu lệnh (Prompt Engineering) – VS code – GitHub – ChatGPT – Claude</w:t>
+        <w:t>Prompt Engineering - VS code - GitHub - ChatGPT - Claude</w:t>
       </w:r>
     </w:p>
     <w:sectPr>
